--- a/formats/beat_generation_magical_realism_exile_diaspora_complete.docx
+++ b/formats/beat_generation_magical_realism_exile_diaspora_complete.docx
@@ -99,19 +99,7 @@
         <w:pStyle w:val="FirstParagraph"/>
       </w:pPr>
       <w:r>
-        <w:t xml:space="preserve">The road wasn’t a line but a spiral, and the hitchhiker’s thumb wasn’t asking for a ride but pointing at the center that kept moving away. I’d been following the same stretch of highway for three days, watching the same billboard for a motel that didn’t exist cycle through languages I’d never learned but somehow understood. The sign at the crossroads had arrows pointing in all directions, each labeled</w:t>
-      </w:r>
-      <w:r>
-        <w:t xml:space="preserve"> </w:t>
-      </w:r>
-      <w:r>
-        <w:t xml:space="preserve">“HOME”</w:t>
-      </w:r>
-      <w:r>
-        <w:t xml:space="preserve"> </w:t>
-      </w:r>
-      <w:r>
-        <w:t xml:space="preserve">in a different script—Arabic, Cyrillic, Devanagari, characters I couldn’t name but felt in my bones. Truck drivers who picked me up spoke in tongues that dissolved into static on their CB radios, their faces shifting through generations of migration patterns. One minute I’d be listening to a man describe the olive groves his family lost in ’48, the next he’d be talking about the tech job in Vancouver that sponsored his visa, and somehow both stories were happening simultaneously in the cab of that rig hauling California oranges to New York. The road surface changed under our wheels—asphalt to cobblestone to dirt path to something that felt like memory itself. I’d look at my reflection in the side mirror and see not my face but a composite of all the faces that had traveled this route before me, a palimpsest of exiles adding their layers to the journey. The destination kept receding, but the leaving felt more like arrival with every mile.</w:t>
+        <w:t xml:space="preserve">Jack’s thumb found the worn groove on the subway token, the brass warm as a living pulse. Paris was a ghost in his coat pocket. New York’s rain tasted of ink and exile, each drop a smudged period on a sentence he couldn’t finish.</w:t>
       </w:r>
     </w:p>
     <w:p>
